--- a/The_Career_Reboot_Armor_US_Edition.docx
+++ b/The_Career_Reboot_Armor_US_Edition.docx
@@ -3093,7 +3093,7 @@
     </w:p>
     <w:p>
       <w:r>
-        <w:t>• Impersonal LinkedIn Spam: Sending copy-pasted InMails to陌生 hiring managers: 'Hi, I'm interested in your open role, here is my resume.' Recruiters delete these instantly because they fail to demonstrate any understanding of the company's specific operational challenges.</w:t>
+        <w:t>• Impersonal LinkedIn Spam: Sending copy-pasted InMails to unfamiliar hiring managers: 'Hi, I'm interested in your open role, here is my resume.' Recruiters delete these instantly because they fail to demonstrate any understanding of the company's specific operational challenges.</w:t>
       </w:r>
     </w:p>
     <w:p>

--- a/The_Career_Reboot_Armor_US_Edition.docx
+++ b/The_Career_Reboot_Armor_US_Edition.docx
@@ -2029,7 +2029,7 @@
       <w:r>
         <w:t>Day 2: Build a Domain-Specific GenAI Workstream</w:t>
         <w:br/>
-        <w:t>Take a complex document from your past career (a financial audit, an operational SOP, a marketing brief). Open an advanced LLM (ChatGPT Plus, Claude 3.5 Sonnet). Practice structured prompting using the 4-part framework: Role + Context + Task Constraints + Output Schema. Prompt: 'Act as a Senior Compliance Officer. Review this 10-page policy document against current industry standards. Identify 3 ambiguous clauses, and output a 4-column Markdown table summarizing: Clause, Risk, Recommended Edit, and Justification.' Time required: 3 hours.</w:t>
+        <w:t>Take a complex document from your past career (a financial audit, an operational SOP, a marketing brief). Open an advanced LLM (ChatGPT, Claude Sonnet). Practice structured prompting using the 4-part framework: Role + Context + Task Constraints + Output Schema. Prompt: 'Act as a Senior Compliance Officer. Review this 10-page policy document against current industry standards. Identify 3 ambiguous clauses, and output a 4-column Markdown table summarizing: Clause, Risk, Recommended Edit, and Justification.' Time required: 3 hours.</w:t>
       </w:r>
     </w:p>
     <w:p>
